--- a/V-IMP-Notes-TechLearning/CoreJava/SOLID Principles-ChatGPT.docx
+++ b/V-IMP-Notes-TechLearning/CoreJava/SOLID Principles-ChatGPT.docx
@@ -5,6 +5,16 @@
     <w:p/>
     <w:p/>
     <w:p>
+      <w:hyperlink r:id="rId4" w:history="1">
+        <w:r>
+          <w:rPr>
+            <w:rStyle w:val="Hyperlink"/>
+          </w:rPr>
+          <w:t>SOLID Principles Explained</w:t>
+        </w:r>
+      </w:hyperlink>
+    </w:p>
+    <w:p>
       <w:r>
         <w:t xml:space="preserve">• </w:t>
       </w:r>
@@ -160,6 +170,9 @@
     <w:p/>
     <w:p>
       <w:r>
+        <w:rPr>
+          <w:noProof/>
+        </w:rPr>
         <w:lastRenderedPageBreak/>
         <w:drawing>
           <wp:inline distT="0" distB="0" distL="0" distR="0" wp14:anchorId="3DB295DC" wp14:editId="118B6DE2">
@@ -177,7 +190,7 @@
                     <pic:cNvPicPr/>
                   </pic:nvPicPr>
                   <pic:blipFill>
-                    <a:blip r:embed="rId4"/>
+                    <a:blip r:embed="rId5"/>
                     <a:stretch>
                       <a:fillRect/>
                     </a:stretch>
@@ -201,6 +214,9 @@
     <w:p/>
     <w:p>
       <w:r>
+        <w:rPr>
+          <w:noProof/>
+        </w:rPr>
         <w:lastRenderedPageBreak/>
         <w:drawing>
           <wp:inline distT="0" distB="0" distL="0" distR="0" wp14:anchorId="030869A4" wp14:editId="6DC54584">
@@ -218,7 +234,7 @@
                     <pic:cNvPicPr/>
                   </pic:nvPicPr>
                   <pic:blipFill>
-                    <a:blip r:embed="rId5"/>
+                    <a:blip r:embed="rId6"/>
                     <a:stretch>
                       <a:fillRect/>
                     </a:stretch>
@@ -242,6 +258,9 @@
     <w:p/>
     <w:p>
       <w:r>
+        <w:rPr>
+          <w:noProof/>
+        </w:rPr>
         <w:lastRenderedPageBreak/>
         <w:drawing>
           <wp:inline distT="0" distB="0" distL="0" distR="0" wp14:anchorId="5CA625F4" wp14:editId="29F34A07">
@@ -259,7 +278,7 @@
                     <pic:cNvPicPr/>
                   </pic:nvPicPr>
                   <pic:blipFill>
-                    <a:blip r:embed="rId6"/>
+                    <a:blip r:embed="rId7"/>
                     <a:stretch>
                       <a:fillRect/>
                     </a:stretch>
@@ -285,7 +304,7 @@
     <w:p>
       <w:r>
         <w:pict w14:anchorId="2D9E81B4">
-          <v:rect id="_x0000_i1143" style="width:0;height:1.5pt" o:hralign="center" o:hrstd="t" o:hr="t" fillcolor="#a0a0a0" stroked="f"/>
+          <v:rect id="_x0000_i1025" style="width:0;height:1.5pt" o:hralign="center" o:hrstd="t" o:hr="t" fillcolor="#a0a0a0" stroked="f"/>
         </w:pict>
       </w:r>
     </w:p>
@@ -952,7 +971,7 @@
     <w:p>
       <w:r>
         <w:pict w14:anchorId="34E29422">
-          <v:rect id="_x0000_i1144" style="width:0;height:1.5pt" o:hralign="center" o:hrstd="t" o:hr="t" fillcolor="#a0a0a0" stroked="f"/>
+          <v:rect id="_x0000_i1026" style="width:0;height:1.5pt" o:hralign="center" o:hrstd="t" o:hr="t" fillcolor="#a0a0a0" stroked="f"/>
         </w:pict>
       </w:r>
     </w:p>
@@ -1226,7 +1245,7 @@
     <w:p>
       <w:r>
         <w:pict w14:anchorId="7359A99A">
-          <v:rect id="_x0000_i1145" style="width:0;height:1.5pt" o:hralign="center" o:hrstd="t" o:hr="t" fillcolor="#a0a0a0" stroked="f"/>
+          <v:rect id="_x0000_i1027" style="width:0;height:1.5pt" o:hralign="center" o:hrstd="t" o:hr="t" fillcolor="#a0a0a0" stroked="f"/>
         </w:pict>
       </w:r>
     </w:p>
@@ -1423,7 +1442,7 @@
     <w:p>
       <w:r>
         <w:pict w14:anchorId="51CC5D33">
-          <v:rect id="_x0000_i1146" style="width:0;height:1.5pt" o:hralign="center" o:hrstd="t" o:hr="t" fillcolor="#a0a0a0" stroked="f"/>
+          <v:rect id="_x0000_i1028" style="width:0;height:1.5pt" o:hralign="center" o:hrstd="t" o:hr="t" fillcolor="#a0a0a0" stroked="f"/>
         </w:pict>
       </w:r>
     </w:p>
@@ -1604,7 +1623,7 @@
     <w:p>
       <w:r>
         <w:pict w14:anchorId="282048DE">
-          <v:rect id="_x0000_i1147" style="width:0;height:1.5pt" o:hralign="center" o:hrstd="t" o:hr="t" fillcolor="#a0a0a0" stroked="f"/>
+          <v:rect id="_x0000_i1029" style="width:0;height:1.5pt" o:hralign="center" o:hrstd="t" o:hr="t" fillcolor="#a0a0a0" stroked="f"/>
         </w:pict>
       </w:r>
     </w:p>
@@ -1755,7 +1774,7 @@
     <w:p>
       <w:r>
         <w:pict w14:anchorId="7998303B">
-          <v:rect id="_x0000_i1148" style="width:0;height:1.5pt" o:hralign="center" o:hrstd="t" o:hr="t" fillcolor="#a0a0a0" stroked="f"/>
+          <v:rect id="_x0000_i1030" style="width:0;height:1.5pt" o:hralign="center" o:hrstd="t" o:hr="t" fillcolor="#a0a0a0" stroked="f"/>
         </w:pict>
       </w:r>
     </w:p>
@@ -2010,7 +2029,7 @@
     <w:p>
       <w:r>
         <w:pict w14:anchorId="5E7F417E">
-          <v:rect id="_x0000_i1149" style="width:0;height:1.5pt" o:hralign="center" o:hrstd="t" o:hr="t" fillcolor="#a0a0a0" stroked="f"/>
+          <v:rect id="_x0000_i1031" style="width:0;height:1.5pt" o:hralign="center" o:hrstd="t" o:hr="t" fillcolor="#a0a0a0" stroked="f"/>
         </w:pict>
       </w:r>
     </w:p>
@@ -2089,7 +2108,7 @@
       <w:r>
         <w:lastRenderedPageBreak/>
         <w:pict w14:anchorId="53005491">
-          <v:rect id="_x0000_i1150" style="width:0;height:1.5pt" o:hralign="center" o:hrstd="t" o:hr="t" fillcolor="#a0a0a0" stroked="f"/>
+          <v:rect id="_x0000_i1032" style="width:0;height:1.5pt" o:hralign="center" o:hrstd="t" o:hr="t" fillcolor="#a0a0a0" stroked="f"/>
         </w:pict>
       </w:r>
     </w:p>
@@ -2153,7 +2172,7 @@
     <w:p>
       <w:r>
         <w:pict w14:anchorId="4EB917B1">
-          <v:rect id="_x0000_i1151" style="width:0;height:1.5pt" o:hralign="center" o:hrstd="t" o:hr="t" fillcolor="#a0a0a0" stroked="f"/>
+          <v:rect id="_x0000_i1033" style="width:0;height:1.5pt" o:hralign="center" o:hrstd="t" o:hr="t" fillcolor="#a0a0a0" stroked="f"/>
         </w:pict>
       </w:r>
     </w:p>
@@ -2255,7 +2274,7 @@
     <w:p>
       <w:r>
         <w:pict w14:anchorId="2A8B296D">
-          <v:rect id="_x0000_i1073" style="width:0;height:1.5pt" o:hralign="center" o:hrstd="t" o:hr="t" fillcolor="#a0a0a0" stroked="f"/>
+          <v:rect id="_x0000_i1034" style="width:0;height:1.5pt" o:hralign="center" o:hrstd="t" o:hr="t" fillcolor="#a0a0a0" stroked="f"/>
         </w:pict>
       </w:r>
     </w:p>
@@ -2751,7 +2770,7 @@
     <w:p>
       <w:r>
         <w:pict w14:anchorId="37C11749">
-          <v:rect id="_x0000_i1074" style="width:0;height:1.5pt" o:hralign="center" o:hrstd="t" o:hr="t" fillcolor="#a0a0a0" stroked="f"/>
+          <v:rect id="_x0000_i1035" style="width:0;height:1.5pt" o:hralign="center" o:hrstd="t" o:hr="t" fillcolor="#a0a0a0" stroked="f"/>
         </w:pict>
       </w:r>
     </w:p>
@@ -3175,7 +3194,7 @@
     <w:p>
       <w:r>
         <w:pict w14:anchorId="05A71973">
-          <v:rect id="_x0000_i1075" style="width:0;height:1.5pt" o:hralign="center" o:hrstd="t" o:hr="t" fillcolor="#a0a0a0" stroked="f"/>
+          <v:rect id="_x0000_i1036" style="width:0;height:1.5pt" o:hralign="center" o:hrstd="t" o:hr="t" fillcolor="#a0a0a0" stroked="f"/>
         </w:pict>
       </w:r>
     </w:p>
@@ -3456,7 +3475,7 @@
     <w:p>
       <w:r>
         <w:pict w14:anchorId="768800A7">
-          <v:rect id="_x0000_i1076" style="width:0;height:1.5pt" o:hralign="center" o:hrstd="t" o:hr="t" fillcolor="#a0a0a0" stroked="f"/>
+          <v:rect id="_x0000_i1037" style="width:0;height:1.5pt" o:hralign="center" o:hrstd="t" o:hr="t" fillcolor="#a0a0a0" stroked="f"/>
         </w:pict>
       </w:r>
     </w:p>
@@ -3680,7 +3699,7 @@
     <w:p>
       <w:r>
         <w:pict w14:anchorId="5A8E097E">
-          <v:rect id="_x0000_i1077" style="width:0;height:1.5pt" o:hralign="center" o:hrstd="t" o:hr="t" fillcolor="#a0a0a0" stroked="f"/>
+          <v:rect id="_x0000_i1038" style="width:0;height:1.5pt" o:hralign="center" o:hrstd="t" o:hr="t" fillcolor="#a0a0a0" stroked="f"/>
         </w:pict>
       </w:r>
     </w:p>
@@ -3953,7 +3972,7 @@
     <w:p>
       <w:r>
         <w:pict w14:anchorId="160F064F">
-          <v:rect id="_x0000_i1078" style="width:0;height:1.5pt" o:hralign="center" o:hrstd="t" o:hr="t" fillcolor="#a0a0a0" stroked="f"/>
+          <v:rect id="_x0000_i1039" style="width:0;height:1.5pt" o:hralign="center" o:hrstd="t" o:hr="t" fillcolor="#a0a0a0" stroked="f"/>
         </w:pict>
       </w:r>
     </w:p>
@@ -4077,7 +4096,7 @@
     <w:p>
       <w:r>
         <w:pict w14:anchorId="5971CEE1">
-          <v:rect id="_x0000_i1079" style="width:0;height:1.5pt" o:hralign="center" o:hrstd="t" o:hr="t" fillcolor="#a0a0a0" stroked="f"/>
+          <v:rect id="_x0000_i1040" style="width:0;height:1.5pt" o:hralign="center" o:hrstd="t" o:hr="t" fillcolor="#a0a0a0" stroked="f"/>
         </w:pict>
       </w:r>
     </w:p>
@@ -4112,7 +4131,7 @@
     <w:p>
       <w:r>
         <w:pict w14:anchorId="7E1A60D5">
-          <v:rect id="_x0000_i1080" style="width:0;height:1.5pt" o:hralign="center" o:hrstd="t" o:hr="t" fillcolor="#a0a0a0" stroked="f"/>
+          <v:rect id="_x0000_i1041" style="width:0;height:1.5pt" o:hralign="center" o:hrstd="t" o:hr="t" fillcolor="#a0a0a0" stroked="f"/>
         </w:pict>
       </w:r>
     </w:p>
@@ -5078,6 +5097,29 @@
       <w:spacing w:val="5"/>
     </w:rPr>
   </w:style>
+  <w:style w:type="character" w:styleId="Hyperlink">
+    <w:name w:val="Hyperlink"/>
+    <w:basedOn w:val="DefaultParagraphFont"/>
+    <w:uiPriority w:val="99"/>
+    <w:unhideWhenUsed/>
+    <w:rsid w:val="00B43BFF"/>
+    <w:rPr>
+      <w:color w:val="467886" w:themeColor="hyperlink"/>
+      <w:u w:val="single"/>
+    </w:rPr>
+  </w:style>
+  <w:style w:type="character" w:styleId="UnresolvedMention">
+    <w:name w:val="Unresolved Mention"/>
+    <w:basedOn w:val="DefaultParagraphFont"/>
+    <w:uiPriority w:val="99"/>
+    <w:semiHidden/>
+    <w:unhideWhenUsed/>
+    <w:rsid w:val="00B43BFF"/>
+    <w:rPr>
+      <w:color w:val="605E5C"/>
+      <w:shd w:val="clear" w:color="auto" w:fill="E1DFDD"/>
+    </w:rPr>
+  </w:style>
 </w:styles>
 </file>
 
